--- a/examples/doc/dfr_adwin.docx
+++ b/examples/doc/dfr_adwin.docx
@@ -2,168 +2,300 @@
 <file path=word/document.xml><?xml version="1.0" encoding="utf-8"?>
 <w:document xmlns:w="http://schemas.openxmlformats.org/wordprocessingml/2006/main" xmlns:m="http://schemas.openxmlformats.org/officeDocument/2006/math" xmlns:r="http://schemas.openxmlformats.org/officeDocument/2006/relationships" xmlns:o="urn:schemas-microsoft-com:office:office" xmlns:v="urn:schemas-microsoft-com:vml" xmlns:w10="urn:schemas-microsoft-com:office:word" xmlns:a="http://schemas.openxmlformats.org/drawingml/2006/main" xmlns:pic="http://schemas.openxmlformats.org/drawingml/2006/picture" xmlns:wp="http://schemas.openxmlformats.org/drawingml/2006/wordprocessingDrawing">
   <w:body>
+    <w:bookmarkStart w:id="28" w:name="adwin-example"/>
     <w:p>
       <w:pPr>
-        <w:pStyle w:val="SourceCode"/>
-      </w:pPr>
-      <w:r>
-        <w:rPr>
-          <w:rStyle w:val="CommentTok"/>
-        </w:rPr>
-        <w:t xml:space="preserve"># Loading heimdall</w:t>
-      </w:r>
-      <w:r>
-        <w:br/>
-      </w:r>
-      <w:r>
-        <w:rPr>
-          <w:rStyle w:val="FunctionTok"/>
-        </w:rPr>
-        <w:t xml:space="preserve">library</w:t>
-      </w:r>
-      <w:r>
-        <w:rPr>
-          <w:rStyle w:val="NormalTok"/>
-        </w:rPr>
-        <w:t xml:space="preserve">(heimdall)</w:t>
+        <w:pStyle w:val="Heading1"/>
+      </w:pPr>
+      <w:r>
+        <w:t xml:space="preserve">ADWIN Example</w:t>
       </w:r>
     </w:p>
     <w:p>
       <w:pPr>
-        <w:pStyle w:val="SourceCode"/>
-      </w:pPr>
-      <w:r>
-        <w:rPr>
-          <w:rStyle w:val="CommentTok"/>
-        </w:rPr>
-        <w:t xml:space="preserve"># ADWIN example</w:t>
-      </w:r>
-      <w:r>
-        <w:br/>
-      </w:r>
-      <w:r>
-        <w:rPr>
-          <w:rStyle w:val="CommentTok"/>
-        </w:rPr>
-        <w:t xml:space="preserve"># ADWIN is shown here as a virtual concept drift detector over a numeric stream.</w:t>
-      </w:r>
-      <w:r>
-        <w:br/>
-      </w:r>
-      <w:r>
-        <w:rPr>
-          <w:rStyle w:val="NormalTok"/>
-        </w:rPr>
-        <w:t xml:space="preserve">seed </w:t>
-      </w:r>
-      <w:r>
-        <w:rPr>
-          <w:rStyle w:val="OtherTok"/>
-        </w:rPr>
-        <w:t xml:space="preserve">&lt;-</w:t>
-      </w:r>
-      <w:r>
-        <w:rPr>
-          <w:rStyle w:val="NormalTok"/>
-        </w:rPr>
-        <w:t xml:space="preserve"> </w:t>
-      </w:r>
-      <w:r>
-        <w:rPr>
-          <w:rStyle w:val="DecValTok"/>
-        </w:rPr>
-        <w:t xml:space="preserve">1</w:t>
-      </w:r>
-      <w:r>
-        <w:br/>
-      </w:r>
-      <w:r>
-        <w:rPr>
-          <w:rStyle w:val="FunctionTok"/>
-        </w:rPr>
-        <w:t xml:space="preserve">set.seed</w:t>
-      </w:r>
-      <w:r>
-        <w:rPr>
-          <w:rStyle w:val="NormalTok"/>
-        </w:rPr>
-        <w:t xml:space="preserve">(seed)</w:t>
+        <w:pStyle w:val="FirstParagraph"/>
+      </w:pPr>
+      <w:r>
+        <w:t xml:space="preserve">ADWIN (Adaptive Windowing) is a sequential detector that maintains a variable-length window and checks whether old and recent observations still look statistically compatible. It is a strong starting point when you want a general detector for changes in a numeric monitored signal.</w:t>
       </w:r>
     </w:p>
     <w:p>
       <w:pPr>
-        <w:pStyle w:val="SourceCode"/>
-      </w:pPr>
-      <w:r>
-        <w:rPr>
-          <w:rStyle w:val="CommentTok"/>
-        </w:rPr>
-        <w:t xml:space="preserve"># Load data</w:t>
-      </w:r>
-      <w:r>
-        <w:br/>
-      </w:r>
-      <w:r>
-        <w:br/>
-      </w:r>
-      <w:r>
-        <w:rPr>
-          <w:rStyle w:val="FunctionTok"/>
-        </w:rPr>
-        <w:t xml:space="preserve">data</w:t>
-      </w:r>
-      <w:r>
-        <w:rPr>
-          <w:rStyle w:val="NormalTok"/>
-        </w:rPr>
-        <w:t xml:space="preserve">(st_drift_examples)</w:t>
-      </w:r>
-      <w:r>
-        <w:br/>
-      </w:r>
-      <w:r>
-        <w:rPr>
-          <w:rStyle w:val="NormalTok"/>
-        </w:rPr>
-        <w:t xml:space="preserve">serie </w:t>
-      </w:r>
-      <w:r>
-        <w:rPr>
-          <w:rStyle w:val="OtherTok"/>
-        </w:rPr>
-        <w:t xml:space="preserve">&lt;-</w:t>
-      </w:r>
-      <w:r>
-        <w:rPr>
-          <w:rStyle w:val="NormalTok"/>
-        </w:rPr>
-        <w:t xml:space="preserve"> st_drift_examples</w:t>
-      </w:r>
-      <w:r>
-        <w:rPr>
-          <w:rStyle w:val="SpecialCharTok"/>
-        </w:rPr>
-        <w:t xml:space="preserve">$</w:t>
-      </w:r>
-      <w:r>
-        <w:rPr>
-          <w:rStyle w:val="NormalTok"/>
-        </w:rPr>
-        <w:t xml:space="preserve">univariate</w:t>
+        <w:pStyle w:val="BodyText"/>
+      </w:pPr>
+      <w:r>
+        <w:t xml:space="preserve">In this example, ADWIN is used on a univariate stream, so the interpretation is</w:t>
+      </w:r>
+      <w:r>
+        <w:t xml:space="preserve"> </w:t>
+      </w:r>
+      <w:r>
+        <w:rPr>
+          <w:b/>
+          <w:bCs/>
+        </w:rPr>
+        <w:t xml:space="preserve">virtual concept drift</w:t>
+      </w:r>
+      <w:r>
+        <w:t xml:space="preserve">.</w:t>
       </w:r>
     </w:p>
     <w:p>
       <w:pPr>
+        <w:pStyle w:val="BodyText"/>
+      </w:pPr>
+      <w:r>
+        <w:t xml:space="preserve">Reference: Bifet, A., and Gavaldà, R. (2007).</w:t>
+      </w:r>
+      <w:r>
+        <w:t xml:space="preserve"> </w:t>
+      </w:r>
+      <w:r>
+        <w:rPr>
+          <w:i/>
+          <w:iCs/>
+        </w:rPr>
+        <w:t xml:space="preserve">Learning from time-changing data with adaptive windowing</w:t>
+      </w:r>
+      <w:r>
+        <w:t xml:space="preserve">. SIAM International Conference on Data Mining.</w:t>
+      </w:r>
+      <w:r>
+        <w:t xml:space="preserve"> </w:t>
+      </w:r>
+      <w:hyperlink r:id="rId20">
+        <w:r>
+          <w:rPr>
+            <w:rStyle w:val="Hyperlink"/>
+          </w:rPr>
+          <w:t xml:space="preserve">doi:10.1137/1.9781611972771.42</w:t>
+        </w:r>
+      </w:hyperlink>
+    </w:p>
+    <w:bookmarkStart w:id="27" w:name="learning-goal"/>
+    <w:p>
+      <w:pPr>
+        <w:pStyle w:val="Heading2"/>
+      </w:pPr>
+      <w:r>
+        <w:t xml:space="preserve">Learning goal</w:t>
+      </w:r>
+    </w:p>
+    <w:p>
+      <w:pPr>
+        <w:pStyle w:val="FirstParagraph"/>
+      </w:pPr>
+      <w:r>
+        <w:t xml:space="preserve">This example is meant to help you understand the standard Heimdall workflow for a distribution-based detector:</w:t>
+      </w:r>
+    </w:p>
+    <w:p>
+      <w:pPr>
+        <w:pStyle w:val="Compact"/>
+        <w:numPr>
+          <w:ilvl w:val="0"/>
+          <w:numId w:val="1001"/>
+        </w:numPr>
+      </w:pPr>
+      <w:r>
+        <w:t xml:space="preserve">load a stream;</w:t>
+      </w:r>
+    </w:p>
+    <w:p>
+      <w:pPr>
+        <w:pStyle w:val="Compact"/>
+        <w:numPr>
+          <w:ilvl w:val="0"/>
+          <w:numId w:val="1001"/>
+        </w:numPr>
+      </w:pPr>
+      <w:r>
+        <w:t xml:space="preserve">instantiate the detector;</w:t>
+      </w:r>
+    </w:p>
+    <w:p>
+      <w:pPr>
+        <w:pStyle w:val="Compact"/>
+        <w:numPr>
+          <w:ilvl w:val="0"/>
+          <w:numId w:val="1001"/>
+        </w:numPr>
+      </w:pPr>
+      <w:r>
+        <w:t xml:space="preserve">update it one observation at a time;</w:t>
+      </w:r>
+    </w:p>
+    <w:p>
+      <w:pPr>
+        <w:pStyle w:val="Compact"/>
+        <w:numPr>
+          <w:ilvl w:val="0"/>
+          <w:numId w:val="1001"/>
+        </w:numPr>
+      </w:pPr>
+      <w:r>
+        <w:t xml:space="preserve">store the detected drift points;</w:t>
+      </w:r>
+    </w:p>
+    <w:p>
+      <w:pPr>
+        <w:pStyle w:val="Compact"/>
+        <w:numPr>
+          <w:ilvl w:val="0"/>
+          <w:numId w:val="1001"/>
+        </w:numPr>
+      </w:pPr>
+      <w:r>
+        <w:t xml:space="preserve">visualize the alarms on top of the signal.</w:t>
+      </w:r>
+    </w:p>
+    <w:p>
+      <w:pPr>
         <w:pStyle w:val="SourceCode"/>
       </w:pPr>
       <w:r>
         <w:rPr>
           <w:rStyle w:val="CommentTok"/>
         </w:rPr>
-        <w:t xml:space="preserve"># Plot series</w:t>
+        <w:t xml:space="preserve"># Load Heimdall so the detector and built-in datasets are available.</w:t>
       </w:r>
       <w:r>
         <w:br/>
+      </w:r>
+      <w:r>
+        <w:rPr>
+          <w:rStyle w:val="FunctionTok"/>
+        </w:rPr>
+        <w:t xml:space="preserve">library</w:t>
+      </w:r>
+      <w:r>
+        <w:rPr>
+          <w:rStyle w:val="NormalTok"/>
+        </w:rPr>
+        <w:t xml:space="preserve">(heimdall)</w:t>
+      </w:r>
+    </w:p>
+    <w:p>
+      <w:pPr>
+        <w:pStyle w:val="SourceCode"/>
+      </w:pPr>
+      <w:r>
+        <w:rPr>
+          <w:rStyle w:val="CommentTok"/>
+        </w:rPr>
+        <w:t xml:space="preserve"># Fix the seed to keep the example reproducible.</w:t>
+      </w:r>
+      <w:r>
+        <w:br/>
+      </w:r>
+      <w:r>
+        <w:rPr>
+          <w:rStyle w:val="NormalTok"/>
+        </w:rPr>
+        <w:t xml:space="preserve">seed </w:t>
+      </w:r>
+      <w:r>
+        <w:rPr>
+          <w:rStyle w:val="OtherTok"/>
+        </w:rPr>
+        <w:t xml:space="preserve">&lt;-</w:t>
+      </w:r>
+      <w:r>
+        <w:rPr>
+          <w:rStyle w:val="NormalTok"/>
+        </w:rPr>
+        <w:t xml:space="preserve"> </w:t>
+      </w:r>
+      <w:r>
+        <w:rPr>
+          <w:rStyle w:val="DecValTok"/>
+        </w:rPr>
+        <w:t xml:space="preserve">1</w:t>
+      </w:r>
+      <w:r>
+        <w:br/>
+      </w:r>
+      <w:r>
+        <w:rPr>
+          <w:rStyle w:val="FunctionTok"/>
+        </w:rPr>
+        <w:t xml:space="preserve">set.seed</w:t>
+      </w:r>
+      <w:r>
+        <w:rPr>
+          <w:rStyle w:val="NormalTok"/>
+        </w:rPr>
+        <w:t xml:space="preserve">(seed)</w:t>
+      </w:r>
+    </w:p>
+    <w:p>
+      <w:pPr>
+        <w:pStyle w:val="SourceCode"/>
+      </w:pPr>
+      <w:r>
+        <w:rPr>
+          <w:rStyle w:val="CommentTok"/>
+        </w:rPr>
+        <w:t xml:space="preserve"># Load the synthetic univariate stream used in the walkthrough.</w:t>
+      </w:r>
+      <w:r>
+        <w:br/>
+      </w:r>
+      <w:r>
+        <w:rPr>
+          <w:rStyle w:val="FunctionTok"/>
+        </w:rPr>
+        <w:t xml:space="preserve">data</w:t>
+      </w:r>
+      <w:r>
+        <w:rPr>
+          <w:rStyle w:val="NormalTok"/>
+        </w:rPr>
+        <w:t xml:space="preserve">(st_drift_examples)</w:t>
+      </w:r>
+      <w:r>
+        <w:br/>
+      </w:r>
+      <w:r>
+        <w:rPr>
+          <w:rStyle w:val="NormalTok"/>
+        </w:rPr>
+        <w:t xml:space="preserve">serie </w:t>
+      </w:r>
+      <w:r>
+        <w:rPr>
+          <w:rStyle w:val="OtherTok"/>
+        </w:rPr>
+        <w:t xml:space="preserve">&lt;-</w:t>
+      </w:r>
+      <w:r>
+        <w:rPr>
+          <w:rStyle w:val="NormalTok"/>
+        </w:rPr>
+        <w:t xml:space="preserve"> st_drift_examples</w:t>
+      </w:r>
+      <w:r>
+        <w:rPr>
+          <w:rStyle w:val="SpecialCharTok"/>
+        </w:rPr>
+        <w:t xml:space="preserve">$</w:t>
+      </w:r>
+      <w:r>
+        <w:rPr>
+          <w:rStyle w:val="NormalTok"/>
+        </w:rPr>
+        <w:t xml:space="preserve">univariate</w:t>
+      </w:r>
+    </w:p>
+    <w:p>
+      <w:pPr>
+        <w:pStyle w:val="SourceCode"/>
+      </w:pPr>
+      <w:r>
+        <w:rPr>
+          <w:rStyle w:val="CommentTok"/>
+        </w:rPr>
+        <w:t xml:space="preserve"># Plot the monitored variable before starting the sequential updates.</w:t>
       </w:r>
       <w:r>
         <w:br/>
@@ -244,18 +376,18 @@
           <wp:inline>
             <wp:extent cx="4620126" cy="3696101"/>
             <wp:effectExtent b="0" l="0" r="0" t="0"/>
-            <wp:docPr descr="" title="" id="21" name="Picture"/>
+            <wp:docPr descr="" title="" id="22" name="Picture"/>
             <a:graphic>
               <a:graphicData uri="http://schemas.openxmlformats.org/drawingml/2006/picture">
                 <pic:pic>
                   <pic:nvPicPr>
-                    <pic:cNvPr descr="/home/gpca/heimdall/examples/doc/dfr_adwin_files/figure-docx/unnamed-chunk-4-1.png" id="22" name="Picture"/>
+                    <pic:cNvPr descr="/home/gpca/heimdall/examples/doc/dfr_adwin_files/figure-docx/unnamed-chunk-4-1.png" id="23" name="Picture"/>
                     <pic:cNvPicPr>
                       <a:picLocks noChangeArrowheads="1" noChangeAspect="1"/>
                     </pic:cNvPicPr>
                   </pic:nvPicPr>
                   <pic:blipFill>
-                    <a:blip r:embed="rId20"/>
+                    <a:blip r:embed="rId21"/>
                     <a:stretch>
                       <a:fillRect/>
                     </a:stretch>
@@ -290,10 +422,7 @@
         <w:rPr>
           <w:rStyle w:val="CommentTok"/>
         </w:rPr>
-        <w:t xml:space="preserve"># Instantiate model</w:t>
-      </w:r>
-      <w:r>
-        <w:br/>
+        <w:t xml:space="preserve"># Instantiate ADWIN to monitor the numeric stream directly.</w:t>
       </w:r>
       <w:r>
         <w:br/>
@@ -355,10 +484,7 @@
         <w:rPr>
           <w:rStyle w:val="CommentTok"/>
         </w:rPr>
-        <w:t xml:space="preserve"># Detection</w:t>
-      </w:r>
-      <w:r>
-        <w:br/>
+        <w:t xml:space="preserve"># Run the sequential detection loop and record every drift alarm.</w:t>
       </w:r>
       <w:r>
         <w:br/>
@@ -843,10 +969,7 @@
         <w:rPr>
           <w:rStyle w:val="CommentTok"/>
         </w:rPr>
-        <w:t xml:space="preserve"># Detected drifts</w:t>
-      </w:r>
-      <w:r>
-        <w:br/>
+        <w:t xml:space="preserve"># Print the drift positions detected by ADWIN.</w:t>
       </w:r>
       <w:r>
         <w:br/>
@@ -940,10 +1063,7 @@
         <w:rPr>
           <w:rStyle w:val="CommentTok"/>
         </w:rPr>
-        <w:t xml:space="preserve"># Plot drifts</w:t>
-      </w:r>
-      <w:r>
-        <w:br/>
+        <w:t xml:space="preserve"># Overlay the detected drifts on the original numeric stream.</w:t>
       </w:r>
       <w:r>
         <w:br/>
@@ -1177,18 +1297,18 @@
           <wp:inline>
             <wp:extent cx="4620126" cy="3696101"/>
             <wp:effectExtent b="0" l="0" r="0" t="0"/>
-            <wp:docPr descr="" title="" id="24" name="Picture"/>
+            <wp:docPr descr="" title="" id="25" name="Picture"/>
             <a:graphic>
               <a:graphicData uri="http://schemas.openxmlformats.org/drawingml/2006/picture">
                 <pic:pic>
                   <pic:nvPicPr>
-                    <pic:cNvPr descr="/home/gpca/heimdall/examples/doc/dfr_adwin_files/figure-docx/unnamed-chunk-8-1.png" id="25" name="Picture"/>
+                    <pic:cNvPr descr="/home/gpca/heimdall/examples/doc/dfr_adwin_files/figure-docx/unnamed-chunk-8-1.png" id="26" name="Picture"/>
                     <pic:cNvPicPr>
                       <a:picLocks noChangeArrowheads="1" noChangeAspect="1"/>
                     </pic:cNvPicPr>
                   </pic:nvPicPr>
                   <pic:blipFill>
-                    <a:blip r:embed="rId23"/>
+                    <a:blip r:embed="rId24"/>
                     <a:stretch>
                       <a:fillRect/>
                     </a:stretch>
@@ -1215,6 +1335,8 @@
         </w:drawing>
       </w:r>
     </w:p>
+    <w:bookmarkEnd w:id="27"/>
+    <w:bookmarkEnd w:id="28"/>
     <w:sectPr>
       <w:footnotePr>
         <w:numRestart w:val="eachSect"/>
@@ -1325,8 +1447,123 @@
       </w:pPr>
     </w:lvl>
   </w:abstractNum>
+  <w:abstractNum w:abstractNumId="99411">
+    <w:nsid w:val="00A99411"/>
+    <w:multiLevelType w:val="multilevel"/>
+    <w:lvl w:ilvl="0">
+      <w:start w:val="1"/>
+      <w:numFmt w:val="decimal"/>
+      <w:lvlText w:val="%1."/>
+      <w:lvlJc w:val="left"/>
+      <w:pPr>
+        <w:ind w:left="720" w:hanging="360"/>
+      </w:pPr>
+    </w:lvl>
+    <w:lvl w:ilvl="1">
+      <w:start w:val="1"/>
+      <w:numFmt w:val="decimal"/>
+      <w:lvlText w:val="%2."/>
+      <w:lvlJc w:val="left"/>
+      <w:pPr>
+        <w:ind w:left="1440" w:hanging="360"/>
+      </w:pPr>
+    </w:lvl>
+    <w:lvl w:ilvl="2">
+      <w:start w:val="1"/>
+      <w:numFmt w:val="decimal"/>
+      <w:lvlText w:val="%3."/>
+      <w:lvlJc w:val="left"/>
+      <w:pPr>
+        <w:ind w:left="2160" w:hanging="360"/>
+      </w:pPr>
+    </w:lvl>
+    <w:lvl w:ilvl="3">
+      <w:start w:val="1"/>
+      <w:numFmt w:val="decimal"/>
+      <w:lvlText w:val="%4."/>
+      <w:lvlJc w:val="left"/>
+      <w:pPr>
+        <w:ind w:left="2880" w:hanging="360"/>
+      </w:pPr>
+    </w:lvl>
+    <w:lvl w:ilvl="4">
+      <w:start w:val="1"/>
+      <w:numFmt w:val="decimal"/>
+      <w:lvlText w:val="%5."/>
+      <w:lvlJc w:val="left"/>
+      <w:pPr>
+        <w:ind w:left="3600" w:hanging="360"/>
+      </w:pPr>
+    </w:lvl>
+    <w:lvl w:ilvl="5">
+      <w:start w:val="1"/>
+      <w:numFmt w:val="decimal"/>
+      <w:lvlText w:val="%6."/>
+      <w:lvlJc w:val="left"/>
+      <w:pPr>
+        <w:ind w:left="4320" w:hanging="360"/>
+      </w:pPr>
+    </w:lvl>
+    <w:lvl w:ilvl="6">
+      <w:start w:val="1"/>
+      <w:numFmt w:val="decimal"/>
+      <w:lvlText w:val="%7."/>
+      <w:lvlJc w:val="left"/>
+      <w:pPr>
+        <w:ind w:left="5040" w:hanging="360"/>
+      </w:pPr>
+    </w:lvl>
+    <w:lvl w:ilvl="7">
+      <w:start w:val="1"/>
+      <w:numFmt w:val="decimal"/>
+      <w:lvlText w:val="%8."/>
+      <w:lvlJc w:val="left"/>
+      <w:pPr>
+        <w:ind w:left="5760" w:hanging="360"/>
+      </w:pPr>
+    </w:lvl>
+    <w:lvl w:ilvl="8">
+      <w:start w:val="1"/>
+      <w:numFmt w:val="decimal"/>
+      <w:lvlText w:val="%9."/>
+      <w:lvlJc w:val="left"/>
+      <w:pPr>
+        <w:ind w:left="6480" w:hanging="360"/>
+      </w:pPr>
+    </w:lvl>
+  </w:abstractNum>
   <w:num w:numId="1000">
     <w:abstractNumId w:val="990"/>
+  </w:num>
+  <w:num w:numId="1001">
+    <w:abstractNumId w:val="99411"/>
+    <w:lvlOverride w:ilvl="0">
+      <w:startOverride w:val="1"/>
+    </w:lvlOverride>
+    <w:lvlOverride w:ilvl="1">
+      <w:startOverride w:val="1"/>
+    </w:lvlOverride>
+    <w:lvlOverride w:ilvl="2">
+      <w:startOverride w:val="1"/>
+    </w:lvlOverride>
+    <w:lvlOverride w:ilvl="3">
+      <w:startOverride w:val="1"/>
+    </w:lvlOverride>
+    <w:lvlOverride w:ilvl="4">
+      <w:startOverride w:val="1"/>
+    </w:lvlOverride>
+    <w:lvlOverride w:ilvl="5">
+      <w:startOverride w:val="1"/>
+    </w:lvlOverride>
+    <w:lvlOverride w:ilvl="6">
+      <w:startOverride w:val="1"/>
+    </w:lvlOverride>
+    <w:lvlOverride w:ilvl="7">
+      <w:startOverride w:val="1"/>
+    </w:lvlOverride>
+    <w:lvlOverride w:ilvl="8">
+      <w:startOverride w:val="1"/>
+    </w:lvlOverride>
   </w:num>
 </w:numbering>
 </file>
